--- a/인과추론/홍우진_보고서.docx
+++ b/인과추론/홍우진_보고서.docx
@@ -59,19 +59,7 @@
         <w:rPr>
           <w:color w:val="000000" w:themeColor="text1"/>
         </w:rPr>
-        <w:t>전자공학부 인공지능전공</w:t>
-      </w:r>
-      <w:r>
-        <w:rPr>
-          <w:color w:val="000000" w:themeColor="text1"/>
-        </w:rPr>
-        <w:t xml:space="preserve"> </w:t>
-      </w:r>
-      <w:r>
-        <w:rPr>
-          <w:color w:val="000000" w:themeColor="text1"/>
-        </w:rPr>
-        <w:t>홍우진</w:t>
+        <w:t>전자공학부 인공지능전공 홍우진</w:t>
       </w:r>
     </w:p>
     <w:p>
@@ -222,12 +210,6 @@
         <w:gridCol w:w="2360"/>
       </w:tblGrid>
       <w:tr>
-        <w:tblPrEx>
-          <w:tblCellMar>
-            <w:top w:w="0" w:type="dxa"/>
-            <w:bottom w:w="0" w:type="dxa"/>
-          </w:tblCellMar>
-        </w:tblPrEx>
         <w:tc>
           <w:tcPr>
             <w:tcW w:w="1800" w:type="dxa"/>
@@ -338,12 +320,6 @@
         </w:tc>
       </w:tr>
       <w:tr>
-        <w:tblPrEx>
-          <w:tblCellMar>
-            <w:top w:w="0" w:type="dxa"/>
-            <w:bottom w:w="0" w:type="dxa"/>
-          </w:tblCellMar>
-        </w:tblPrEx>
         <w:tc>
           <w:tcPr>
             <w:tcW w:w="1800" w:type="dxa"/>
@@ -463,12 +439,6 @@
         </w:tc>
       </w:tr>
       <w:tr>
-        <w:tblPrEx>
-          <w:tblCellMar>
-            <w:top w:w="0" w:type="dxa"/>
-            <w:bottom w:w="0" w:type="dxa"/>
-          </w:tblCellMar>
-        </w:tblPrEx>
         <w:tc>
           <w:tcPr>
             <w:tcW w:w="1800" w:type="dxa"/>
@@ -606,12 +576,6 @@
         </w:tc>
       </w:tr>
       <w:tr>
-        <w:tblPrEx>
-          <w:tblCellMar>
-            <w:top w:w="0" w:type="dxa"/>
-            <w:bottom w:w="0" w:type="dxa"/>
-          </w:tblCellMar>
-        </w:tblPrEx>
         <w:tc>
           <w:tcPr>
             <w:tcW w:w="1800" w:type="dxa"/>
@@ -842,12 +806,6 @@
         <w:gridCol w:w="2960"/>
       </w:tblGrid>
       <w:tr>
-        <w:tblPrEx>
-          <w:tblCellMar>
-            <w:top w:w="0" w:type="dxa"/>
-            <w:bottom w:w="0" w:type="dxa"/>
-          </w:tblCellMar>
-        </w:tblPrEx>
         <w:tc>
           <w:tcPr>
             <w:tcW w:w="3200" w:type="dxa"/>
@@ -994,12 +952,6 @@
         </w:tc>
       </w:tr>
       <w:tr>
-        <w:tblPrEx>
-          <w:tblCellMar>
-            <w:top w:w="0" w:type="dxa"/>
-            <w:bottom w:w="0" w:type="dxa"/>
-          </w:tblCellMar>
-        </w:tblPrEx>
         <w:tc>
           <w:tcPr>
             <w:tcW w:w="3200" w:type="dxa"/>
@@ -1134,12 +1086,6 @@
         </w:tc>
       </w:tr>
       <w:tr>
-        <w:tblPrEx>
-          <w:tblCellMar>
-            <w:top w:w="0" w:type="dxa"/>
-            <w:bottom w:w="0" w:type="dxa"/>
-          </w:tblCellMar>
-        </w:tblPrEx>
         <w:tc>
           <w:tcPr>
             <w:tcW w:w="3200" w:type="dxa"/>
@@ -1274,12 +1220,6 @@
         </w:tc>
       </w:tr>
       <w:tr>
-        <w:tblPrEx>
-          <w:tblCellMar>
-            <w:top w:w="0" w:type="dxa"/>
-            <w:bottom w:w="0" w:type="dxa"/>
-          </w:tblCellMar>
-        </w:tblPrEx>
         <w:tc>
           <w:tcPr>
             <w:tcW w:w="3200" w:type="dxa"/>
@@ -1514,7 +1454,93 @@
     </w:p>
     <w:p>
       <w:pPr>
-        <w:rPr>
+        <w:spacing w:before="60" w:after="60"/>
+        <w:jc w:val="both"/>
+        <w:rPr>
+          <w:color w:val="000000" w:themeColor="text1"/>
+        </w:rPr>
+      </w:pPr>
+    </w:p>
+    <w:p>
+      <w:pPr>
+        <w:rPr>
+          <w:color w:val="000000" w:themeColor="text1"/>
+        </w:rPr>
+      </w:pPr>
+      <w:r>
+        <w:rPr>
+          <w:color w:val="000000" w:themeColor="text1"/>
+        </w:rPr>
+        <w:t xml:space="preserve">Library of Congress, Chronicling </w:t>
+      </w:r>
+      <w:proofErr w:type="gramStart"/>
+      <w:r>
+        <w:rPr>
+          <w:color w:val="000000" w:themeColor="text1"/>
+        </w:rPr>
+        <w:t>America</w:t>
+      </w:r>
+      <w:r>
+        <w:rPr>
+          <w:rFonts w:hint="eastAsia"/>
+          <w:color w:val="000000" w:themeColor="text1"/>
+        </w:rPr>
+        <w:t xml:space="preserve"> </w:t>
+      </w:r>
+      <w:r>
+        <w:rPr>
+          <w:color w:val="000000" w:themeColor="text1"/>
+        </w:rPr>
+        <w:t>를</w:t>
+      </w:r>
+      <w:proofErr w:type="gramEnd"/>
+      <w:r>
+        <w:rPr>
+          <w:rFonts w:hint="eastAsia"/>
+          <w:color w:val="000000" w:themeColor="text1"/>
+        </w:rPr>
+        <w:t xml:space="preserve"> </w:t>
+      </w:r>
+      <w:r>
+        <w:rPr>
+          <w:color w:val="000000" w:themeColor="text1"/>
+        </w:rPr>
+        <w:t>사용한</w:t>
+      </w:r>
+      <w:r>
+        <w:rPr>
+          <w:rFonts w:hint="eastAsia"/>
+          <w:color w:val="000000" w:themeColor="text1"/>
+        </w:rPr>
+        <w:t xml:space="preserve"> 이유는 </w:t>
+      </w:r>
+      <w:r>
+        <w:rPr>
+          <w:color w:val="000000" w:themeColor="text1"/>
+        </w:rPr>
+        <w:t xml:space="preserve">LCCN+날짜 직접 URL 조합 방식으로 </w:t>
+      </w:r>
+      <w:proofErr w:type="gramStart"/>
+      <w:r>
+        <w:rPr>
+          <w:rFonts w:hint="eastAsia"/>
+          <w:color w:val="000000" w:themeColor="text1"/>
+        </w:rPr>
+        <w:t>한번에</w:t>
+      </w:r>
+      <w:proofErr w:type="gramEnd"/>
+      <w:r>
+        <w:rPr>
+          <w:rFonts w:hint="eastAsia"/>
+          <w:color w:val="000000" w:themeColor="text1"/>
+        </w:rPr>
+        <w:t xml:space="preserve"> 수백개의 신문의 기사를 뽑아 낼 수 있다는 점이였기 때문이지만, 실제 추출 결과, 데이터 문제와 API 비활성화 등으로 인하여 5개의 신문사밖에 추출하지 못했다.</w:t>
+      </w:r>
+    </w:p>
+    <w:p>
+      <w:pPr>
+        <w:rPr>
+          <w:rFonts w:hint="eastAsia"/>
           <w:color w:val="000000" w:themeColor="text1"/>
         </w:rPr>
       </w:pPr>
@@ -1695,12 +1721,6 @@
         <w:gridCol w:w="6960"/>
       </w:tblGrid>
       <w:tr>
-        <w:tblPrEx>
-          <w:tblCellMar>
-            <w:top w:w="0" w:type="dxa"/>
-            <w:bottom w:w="0" w:type="dxa"/>
-          </w:tblCellMar>
-        </w:tblPrEx>
         <w:tc>
           <w:tcPr>
             <w:tcW w:w="2400" w:type="dxa"/>
@@ -1775,12 +1795,6 @@
         </w:tc>
       </w:tr>
       <w:tr>
-        <w:tblPrEx>
-          <w:tblCellMar>
-            <w:top w:w="0" w:type="dxa"/>
-            <w:bottom w:w="0" w:type="dxa"/>
-          </w:tblCellMar>
-        </w:tblPrEx>
         <w:tc>
           <w:tcPr>
             <w:tcW w:w="2400" w:type="dxa"/>
@@ -1859,12 +1873,6 @@
         </w:tc>
       </w:tr>
       <w:tr>
-        <w:tblPrEx>
-          <w:tblCellMar>
-            <w:top w:w="0" w:type="dxa"/>
-            <w:bottom w:w="0" w:type="dxa"/>
-          </w:tblCellMar>
-        </w:tblPrEx>
         <w:tc>
           <w:tcPr>
             <w:tcW w:w="2400" w:type="dxa"/>
@@ -2029,12 +2037,6 @@
         <w:gridCol w:w="1906"/>
       </w:tblGrid>
       <w:tr>
-        <w:tblPrEx>
-          <w:tblCellMar>
-            <w:top w:w="0" w:type="dxa"/>
-            <w:bottom w:w="0" w:type="dxa"/>
-          </w:tblCellMar>
-        </w:tblPrEx>
         <w:tc>
           <w:tcPr>
             <w:tcW w:w="2600" w:type="dxa"/>
@@ -2241,12 +2243,6 @@
         </w:tc>
       </w:tr>
       <w:tr>
-        <w:tblPrEx>
-          <w:tblCellMar>
-            <w:top w:w="0" w:type="dxa"/>
-            <w:bottom w:w="0" w:type="dxa"/>
-          </w:tblCellMar>
-        </w:tblPrEx>
         <w:tc>
           <w:tcPr>
             <w:tcW w:w="2600" w:type="dxa"/>
@@ -2430,12 +2426,6 @@
         </w:tc>
       </w:tr>
       <w:tr>
-        <w:tblPrEx>
-          <w:tblCellMar>
-            <w:top w:w="0" w:type="dxa"/>
-            <w:bottom w:w="0" w:type="dxa"/>
-          </w:tblCellMar>
-        </w:tblPrEx>
         <w:tc>
           <w:tcPr>
             <w:tcW w:w="2600" w:type="dxa"/>
@@ -2619,12 +2609,6 @@
         </w:tc>
       </w:tr>
       <w:tr>
-        <w:tblPrEx>
-          <w:tblCellMar>
-            <w:top w:w="0" w:type="dxa"/>
-            <w:bottom w:w="0" w:type="dxa"/>
-          </w:tblCellMar>
-        </w:tblPrEx>
         <w:tc>
           <w:tcPr>
             <w:tcW w:w="2600" w:type="dxa"/>
@@ -2792,12 +2776,6 @@
         </w:tc>
       </w:tr>
       <w:tr>
-        <w:tblPrEx>
-          <w:tblCellMar>
-            <w:top w:w="0" w:type="dxa"/>
-            <w:bottom w:w="0" w:type="dxa"/>
-          </w:tblCellMar>
-        </w:tblPrEx>
         <w:tc>
           <w:tcPr>
             <w:tcW w:w="2600" w:type="dxa"/>
@@ -2827,6 +2805,7 @@
                 <w:sz w:val="18"/>
                 <w:szCs w:val="18"/>
               </w:rPr>
+              <w:lastRenderedPageBreak/>
               <w:t>Monongah Mine Explosion</w:t>
             </w:r>
           </w:p>
@@ -2999,7 +2978,6 @@
         <w:rPr>
           <w:color w:val="000000" w:themeColor="text1"/>
         </w:rPr>
-        <w:lastRenderedPageBreak/>
         <w:t xml:space="preserve">실제 텍스트에서 추출된 </w:t>
       </w:r>
       <w:proofErr w:type="spellStart"/>
@@ -3427,12 +3405,6 @@
         <w:gridCol w:w="6360"/>
       </w:tblGrid>
       <w:tr>
-        <w:tblPrEx>
-          <w:tblCellMar>
-            <w:top w:w="0" w:type="dxa"/>
-            <w:bottom w:w="0" w:type="dxa"/>
-          </w:tblCellMar>
-        </w:tblPrEx>
         <w:tc>
           <w:tcPr>
             <w:tcW w:w="2200" w:type="dxa"/>
@@ -3465,6 +3437,7 @@
                 <w:sz w:val="18"/>
                 <w:szCs w:val="18"/>
               </w:rPr>
+              <w:lastRenderedPageBreak/>
               <w:t>노드 유형</w:t>
             </w:r>
           </w:p>
@@ -3543,12 +3516,6 @@
         </w:tc>
       </w:tr>
       <w:tr>
-        <w:tblPrEx>
-          <w:tblCellMar>
-            <w:top w:w="0" w:type="dxa"/>
-            <w:bottom w:w="0" w:type="dxa"/>
-          </w:tblCellMar>
-        </w:tblPrEx>
         <w:tc>
           <w:tcPr>
             <w:tcW w:w="2200" w:type="dxa"/>
@@ -3676,12 +3643,6 @@
         </w:tc>
       </w:tr>
       <w:tr>
-        <w:tblPrEx>
-          <w:tblCellMar>
-            <w:top w:w="0" w:type="dxa"/>
-            <w:bottom w:w="0" w:type="dxa"/>
-          </w:tblCellMar>
-        </w:tblPrEx>
         <w:tc>
           <w:tcPr>
             <w:tcW w:w="2200" w:type="dxa"/>
@@ -3799,12 +3760,6 @@
         </w:tc>
       </w:tr>
       <w:tr>
-        <w:tblPrEx>
-          <w:tblCellMar>
-            <w:top w:w="0" w:type="dxa"/>
-            <w:bottom w:w="0" w:type="dxa"/>
-          </w:tblCellMar>
-        </w:tblPrEx>
         <w:tc>
           <w:tcPr>
             <w:tcW w:w="2200" w:type="dxa"/>
@@ -3958,12 +3913,6 @@
         </w:tc>
       </w:tr>
       <w:tr>
-        <w:tblPrEx>
-          <w:tblCellMar>
-            <w:top w:w="0" w:type="dxa"/>
-            <w:bottom w:w="0" w:type="dxa"/>
-          </w:tblCellMar>
-        </w:tblPrEx>
         <w:tc>
           <w:tcPr>
             <w:tcW w:w="2200" w:type="dxa"/>
@@ -3994,7 +3943,6 @@
                 <w:sz w:val="18"/>
                 <w:szCs w:val="18"/>
               </w:rPr>
-              <w:lastRenderedPageBreak/>
               <w:t>CausalAssertion</w:t>
             </w:r>
             <w:proofErr w:type="spellEnd"/>
@@ -4120,12 +4068,6 @@
         </w:tc>
       </w:tr>
       <w:tr>
-        <w:tblPrEx>
-          <w:tblCellMar>
-            <w:top w:w="0" w:type="dxa"/>
-            <w:bottom w:w="0" w:type="dxa"/>
-          </w:tblCellMar>
-        </w:tblPrEx>
         <w:tc>
           <w:tcPr>
             <w:tcW w:w="2200" w:type="dxa"/>
@@ -4274,12 +4216,6 @@
         <w:gridCol w:w="4160"/>
       </w:tblGrid>
       <w:tr>
-        <w:tblPrEx>
-          <w:tblCellMar>
-            <w:top w:w="0" w:type="dxa"/>
-            <w:bottom w:w="0" w:type="dxa"/>
-          </w:tblCellMar>
-        </w:tblPrEx>
         <w:tc>
           <w:tcPr>
             <w:tcW w:w="2200" w:type="dxa"/>
@@ -4438,12 +4374,6 @@
         </w:tc>
       </w:tr>
       <w:tr>
-        <w:tblPrEx>
-          <w:tblCellMar>
-            <w:top w:w="0" w:type="dxa"/>
-            <w:bottom w:w="0" w:type="dxa"/>
-          </w:tblCellMar>
-        </w:tblPrEx>
         <w:tc>
           <w:tcPr>
             <w:tcW w:w="2200" w:type="dxa"/>
@@ -4578,12 +4508,6 @@
         </w:tc>
       </w:tr>
       <w:tr>
-        <w:tblPrEx>
-          <w:tblCellMar>
-            <w:top w:w="0" w:type="dxa"/>
-            <w:bottom w:w="0" w:type="dxa"/>
-          </w:tblCellMar>
-        </w:tblPrEx>
         <w:tc>
           <w:tcPr>
             <w:tcW w:w="2200" w:type="dxa"/>
@@ -4734,12 +4658,6 @@
         </w:tc>
       </w:tr>
       <w:tr>
-        <w:tblPrEx>
-          <w:tblCellMar>
-            <w:top w:w="0" w:type="dxa"/>
-            <w:bottom w:w="0" w:type="dxa"/>
-          </w:tblCellMar>
-        </w:tblPrEx>
         <w:tc>
           <w:tcPr>
             <w:tcW w:w="2200" w:type="dxa"/>
@@ -4884,12 +4802,6 @@
         </w:tc>
       </w:tr>
       <w:tr>
-        <w:tblPrEx>
-          <w:tblCellMar>
-            <w:top w:w="0" w:type="dxa"/>
-            <w:bottom w:w="0" w:type="dxa"/>
-          </w:tblCellMar>
-        </w:tblPrEx>
         <w:tc>
           <w:tcPr>
             <w:tcW w:w="2200" w:type="dxa"/>
@@ -5050,12 +4962,6 @@
         </w:tc>
       </w:tr>
       <w:tr>
-        <w:tblPrEx>
-          <w:tblCellMar>
-            <w:top w:w="0" w:type="dxa"/>
-            <w:bottom w:w="0" w:type="dxa"/>
-          </w:tblCellMar>
-        </w:tblPrEx>
         <w:tc>
           <w:tcPr>
             <w:tcW w:w="2200" w:type="dxa"/>
@@ -5200,12 +5106,6 @@
         </w:tc>
       </w:tr>
       <w:tr>
-        <w:tblPrEx>
-          <w:tblCellMar>
-            <w:top w:w="0" w:type="dxa"/>
-            <w:bottom w:w="0" w:type="dxa"/>
-          </w:tblCellMar>
-        </w:tblPrEx>
         <w:tc>
           <w:tcPr>
             <w:tcW w:w="2200" w:type="dxa"/>
@@ -5343,7 +5243,6 @@
     <w:p>
       <w:pPr>
         <w:rPr>
-          <w:rFonts w:hint="eastAsia"/>
           <w:color w:val="000000" w:themeColor="text1"/>
         </w:rPr>
       </w:pPr>
@@ -5439,6 +5338,7 @@
         <w:rPr>
           <w:color w:val="000000" w:themeColor="text1"/>
         </w:rPr>
+        <w:lastRenderedPageBreak/>
         <w:t xml:space="preserve">Step 3에서 추출한 </w:t>
       </w:r>
       <w:proofErr w:type="spellStart"/>
@@ -5486,12 +5386,6 @@
         <w:gridCol w:w="2560"/>
       </w:tblGrid>
       <w:tr>
-        <w:tblPrEx>
-          <w:tblCellMar>
-            <w:top w:w="0" w:type="dxa"/>
-            <w:bottom w:w="0" w:type="dxa"/>
-          </w:tblCellMar>
-        </w:tblPrEx>
         <w:tc>
           <w:tcPr>
             <w:tcW w:w="2200" w:type="dxa"/>
@@ -5614,12 +5508,6 @@
         </w:tc>
       </w:tr>
       <w:tr>
-        <w:tblPrEx>
-          <w:tblCellMar>
-            <w:top w:w="0" w:type="dxa"/>
-            <w:bottom w:w="0" w:type="dxa"/>
-          </w:tblCellMar>
-        </w:tblPrEx>
         <w:tc>
           <w:tcPr>
             <w:tcW w:w="2200" w:type="dxa"/>
@@ -5734,7 +5622,6 @@
             <w:pPr>
               <w:jc w:val="center"/>
               <w:rPr>
-                <w:rFonts w:hint="eastAsia"/>
                 <w:color w:val="000000" w:themeColor="text1"/>
               </w:rPr>
             </w:pPr>
@@ -5766,12 +5653,6 @@
         </w:tc>
       </w:tr>
       <w:tr>
-        <w:tblPrEx>
-          <w:tblCellMar>
-            <w:top w:w="0" w:type="dxa"/>
-            <w:bottom w:w="0" w:type="dxa"/>
-          </w:tblCellMar>
-        </w:tblPrEx>
         <w:tc>
           <w:tcPr>
             <w:tcW w:w="2200" w:type="dxa"/>
@@ -5801,7 +5682,6 @@
                 <w:sz w:val="18"/>
                 <w:szCs w:val="18"/>
               </w:rPr>
-              <w:lastRenderedPageBreak/>
               <w:t>U → X</w:t>
             </w:r>
           </w:p>
@@ -5936,12 +5816,6 @@
         </w:tc>
       </w:tr>
       <w:tr>
-        <w:tblPrEx>
-          <w:tblCellMar>
-            <w:top w:w="0" w:type="dxa"/>
-            <w:bottom w:w="0" w:type="dxa"/>
-          </w:tblCellMar>
-        </w:tblPrEx>
         <w:tc>
           <w:tcPr>
             <w:tcW w:w="2200" w:type="dxa"/>
@@ -6077,12 +5951,6 @@
         </w:tc>
       </w:tr>
       <w:tr>
-        <w:tblPrEx>
-          <w:tblCellMar>
-            <w:top w:w="0" w:type="dxa"/>
-            <w:bottom w:w="0" w:type="dxa"/>
-          </w:tblCellMar>
-        </w:tblPrEx>
         <w:tc>
           <w:tcPr>
             <w:tcW w:w="2200" w:type="dxa"/>
@@ -6480,12 +6348,6 @@
         <w:gridCol w:w="2860"/>
       </w:tblGrid>
       <w:tr>
-        <w:tblPrEx>
-          <w:tblCellMar>
-            <w:top w:w="0" w:type="dxa"/>
-            <w:bottom w:w="0" w:type="dxa"/>
-          </w:tblCellMar>
-        </w:tblPrEx>
         <w:tc>
           <w:tcPr>
             <w:tcW w:w="2400" w:type="dxa"/>
@@ -6634,12 +6496,6 @@
         </w:tc>
       </w:tr>
       <w:tr>
-        <w:tblPrEx>
-          <w:tblCellMar>
-            <w:top w:w="0" w:type="dxa"/>
-            <w:bottom w:w="0" w:type="dxa"/>
-          </w:tblCellMar>
-        </w:tblPrEx>
         <w:tc>
           <w:tcPr>
             <w:tcW w:w="2400" w:type="dxa"/>
@@ -6774,12 +6630,6 @@
         </w:tc>
       </w:tr>
       <w:tr>
-        <w:tblPrEx>
-          <w:tblCellMar>
-            <w:top w:w="0" w:type="dxa"/>
-            <w:bottom w:w="0" w:type="dxa"/>
-          </w:tblCellMar>
-        </w:tblPrEx>
         <w:tc>
           <w:tcPr>
             <w:tcW w:w="2400" w:type="dxa"/>
@@ -7007,7 +6857,6 @@
         <w:rPr>
           <w:color w:val="000000" w:themeColor="text1"/>
         </w:rPr>
-        <w:lastRenderedPageBreak/>
         <w:t xml:space="preserve">결론: 연관관계(Rung 1)가 통계적으로 확립되지 않았다. 지역/전국 신문 사이의 </w:t>
       </w:r>
       <w:proofErr w:type="spellStart"/>
@@ -7574,6 +7423,7 @@
           <w:sz w:val="19"/>
           <w:szCs w:val="19"/>
         </w:rPr>
+        <w:lastRenderedPageBreak/>
         <w:t>Causal-cue lexicon이 1900년대 영어 인과 표현을 충분히 포착한다 (OCR 노이즈로 인해 실제로는 과소 탐지 가능).</w:t>
       </w:r>
     </w:p>
@@ -7700,7 +7550,6 @@
         <w:rPr>
           <w:color w:val="000000" w:themeColor="text1"/>
         </w:rPr>
-        <w:lastRenderedPageBreak/>
         <w:t>7. 결론</w:t>
       </w:r>
     </w:p>
@@ -7726,12 +7575,6 @@
         <w:gridCol w:w="7560"/>
       </w:tblGrid>
       <w:tr>
-        <w:tblPrEx>
-          <w:tblCellMar>
-            <w:top w:w="0" w:type="dxa"/>
-            <w:bottom w:w="0" w:type="dxa"/>
-          </w:tblCellMar>
-        </w:tblPrEx>
         <w:tc>
           <w:tcPr>
             <w:tcW w:w="1800" w:type="dxa"/>
@@ -7806,12 +7649,6 @@
         </w:tc>
       </w:tr>
       <w:tr>
-        <w:tblPrEx>
-          <w:tblCellMar>
-            <w:top w:w="0" w:type="dxa"/>
-            <w:bottom w:w="0" w:type="dxa"/>
-          </w:tblCellMar>
-        </w:tblPrEx>
         <w:tc>
           <w:tcPr>
             <w:tcW w:w="1800" w:type="dxa"/>
@@ -7880,12 +7717,6 @@
         </w:tc>
       </w:tr>
       <w:tr>
-        <w:tblPrEx>
-          <w:tblCellMar>
-            <w:top w:w="0" w:type="dxa"/>
-            <w:bottom w:w="0" w:type="dxa"/>
-          </w:tblCellMar>
-        </w:tblPrEx>
         <w:tc>
           <w:tcPr>
             <w:tcW w:w="1800" w:type="dxa"/>
@@ -8008,12 +7839,6 @@
         </w:tc>
       </w:tr>
       <w:tr>
-        <w:tblPrEx>
-          <w:tblCellMar>
-            <w:top w:w="0" w:type="dxa"/>
-            <w:bottom w:w="0" w:type="dxa"/>
-          </w:tblCellMar>
-        </w:tblPrEx>
         <w:tc>
           <w:tcPr>
             <w:tcW w:w="1800" w:type="dxa"/>
@@ -8152,7 +7977,6 @@
         <w:spacing w:before="60" w:after="60"/>
         <w:jc w:val="both"/>
         <w:rPr>
-          <w:rFonts w:hint="eastAsia"/>
           <w:color w:val="000000" w:themeColor="text1"/>
         </w:rPr>
       </w:pPr>
